--- a/CÔNG TY TNHH CÔNG NGHỆ KIM LOẠI CHÂU Á/ChauA_ThayDoiThanhVien_DDPL/ChauA_DSChuSoHuu_MauSo10.docx
+++ b/CÔNG TY TNHH CÔNG NGHỆ KIM LOẠI CHÂU Á/ChauA_ThayDoiThanhVien_DDPL/ChauA_DSChuSoHuu_MauSo10.docx
@@ -1116,8 +1116,6 @@
           <w:rFonts w:ascii="Times New Roman" w:eastAsia="Calibri" w:hAnsi="Times New Roman" w:cs="Times New Roman"/>
         </w:rPr>
       </w:pPr>
-      <w:bookmarkStart w:id="0" w:name="_GoBack"/>
-      <w:bookmarkEnd w:id="0"/>
     </w:p>
     <w:tbl>
       <w:tblPr>
@@ -1150,7 +1148,33 @@
                 <w:rFonts w:ascii="Times New Roman" w:hAnsi="Times New Roman" w:cs="Times New Roman"/>
               </w:rPr>
               <w:lastRenderedPageBreak/>
-              <w:t>Thành phố Hồ Chí Minh, ngày 04 tháng 02 năm 2026</w:t>
+              <w:t xml:space="preserve">Thành phố Hồ Chí Minh, ngày </w:t>
+            </w:r>
+            <w:r>
+              <w:rPr>
+                <w:rFonts w:ascii="Times New Roman" w:hAnsi="Times New Roman" w:cs="Times New Roman"/>
+              </w:rPr>
+              <w:t>2</w:t>
+            </w:r>
+            <w:r>
+              <w:rPr>
+                <w:rFonts w:ascii="Times New Roman" w:hAnsi="Times New Roman" w:cs="Times New Roman"/>
+              </w:rPr>
+              <w:t xml:space="preserve"> tháng 0</w:t>
+            </w:r>
+            <w:r>
+              <w:rPr>
+                <w:rFonts w:ascii="Times New Roman" w:hAnsi="Times New Roman" w:cs="Times New Roman"/>
+              </w:rPr>
+              <w:t>3</w:t>
+            </w:r>
+            <w:bookmarkStart w:id="0" w:name="_GoBack"/>
+            <w:bookmarkEnd w:id="0"/>
+            <w:r>
+              <w:rPr>
+                <w:rFonts w:ascii="Times New Roman" w:hAnsi="Times New Roman" w:cs="Times New Roman"/>
+              </w:rPr>
+              <w:t xml:space="preserve"> năm 2026</w:t>
             </w:r>
             <w:r>
               <w:rPr>
@@ -1232,7 +1256,7 @@
                 <w:rFonts w:ascii="Times New Roman" w:hAnsi="Times New Roman" w:cs="Times New Roman"/>
                 <w:b/>
               </w:rPr>
-              <w:t>NGUYỄN CHÍ THIỆN</w:t>
+              <w:t>TRƯƠNG QUỐC TÂM</w:t>
             </w:r>
           </w:p>
         </w:tc>
